--- a/lessons/5-6-catchup/homework.docx
+++ b/lessons/5-6-catchup/homework.docx
@@ -12,7 +12,7 @@
           <w:b/>
           <w:bCs/>
         </w:rPr>
-        <w:t xml:space="preserve">10.1–10.3 Catch-Up — Homework</w:t>
+        <w:t xml:space="preserve">5.5 · 5.6 · 5.10 Catch-Up — Homework</w:t>
       </w:r>
     </w:p>
     <w:p>
@@ -24,7 +24,7 @@
           <w:i/>
           <w:iCs/>
         </w:rPr>
-        <w:t xml:space="preserve">Lesson 5-6-catchup  •  Standard 6.GR.4</w:t>
+        <w:t xml:space="preserve">Lesson 5-6-catchup  •  Standard 6.GR.2</w:t>
       </w:r>
     </w:p>
     <w:p>
@@ -80,7 +80,7 @@
         <w:spacing w:after="60" w:before="0"/>
       </w:pPr>
       <w:r>
-        <w:t xml:space="preserve">Content: I can show I am caught up on Lessons 10.1–10.3 by using each lesson's big idea in mixed practice.</w:t>
+        <w:t xml:space="preserve">Content: I can show I am caught up on Lessons 5.5 · 5.6 · 5.10 by using each lesson's big idea in mixed practice.</w:t>
       </w:r>
     </w:p>
     <w:p>
@@ -88,7 +88,7 @@
         <w:spacing w:after="60" w:before="0"/>
       </w:pPr>
       <w:r>
-        <w:t xml:space="preserve">Language: I can explain which lesson's big idea I used and how, using key vocabulary from Lessons 10.1–10.3.</w:t>
+        <w:t xml:space="preserve">Language: I can explain which lesson's big idea I used and how, using key vocabulary from Lessons 5.5 · 5.6 · 5.10.</w:t>
       </w:r>
     </w:p>
     <w:p>
@@ -239,70 +239,7 @@
       <w:r>
         <w:drawing>
           <wp:inline distT="0" distB="0" distL="0" distR="0">
-            <wp:extent cx="1047750" cy="790575"/>
-            <wp:effectExtent t="0" r="0" b="0" l="0"/>
-            <wp:docPr id="1" name="" descr="" title=""/>
-            <wp:cNvGraphicFramePr>
-              <a:graphicFrameLocks xmlns:a="http://schemas.openxmlformats.org/drawingml/2006/main" noChangeAspect="1"/>
-            </wp:cNvGraphicFramePr>
-            <a:graphic xmlns:a="http://schemas.openxmlformats.org/drawingml/2006/main">
-              <a:graphicData uri="http://schemas.openxmlformats.org/drawingml/2006/picture">
-                <pic:pic xmlns:pic="http://schemas.openxmlformats.org/drawingml/2006/picture">
-                  <pic:nvPicPr>
-                    <pic:cNvPr id="0" name="" descr=""/>
-                    <pic:cNvPicPr>
-                      <a:picLocks noChangeAspect="1" noChangeArrowheads="1"/>
-                    </pic:cNvPicPr>
-                  </pic:nvPicPr>
-                  <pic:blipFill>
-                    <a:blip r:embed="rId7" cstate="none"/>
-                    <a:srcRect/>
-                    <a:stretch>
-                      <a:fillRect/>
-                    </a:stretch>
-                  </pic:blipFill>
-                  <pic:spPr bwMode="auto">
-                    <a:xfrm>
-                      <a:off x="0" y="0"/>
-                      <a:ext cx="1047750" cy="790575"/>
-                    </a:xfrm>
-                    <a:prstGeom prst="rect">
-                      <a:avLst/>
-                    </a:prstGeom>
-                  </pic:spPr>
-                </pic:pic>
-              </a:graphicData>
-            </a:graphic>
-          </wp:inline>
-        </w:drawing>
-      </w:r>
-    </w:p>
-    <w:p>
-      <w:pPr>
-        <w:keepNext/>
-        <w:spacing w:after="120"/>
-      </w:pPr>
-      <w:r>
-        <w:rPr>
-          <w:b/>
-          <w:bCs/>
-        </w:rPr>
-        <w:t xml:space="preserve">Volume of Rectangular Prisms (Volumen de prismas rectangulares)</w:t>
-      </w:r>
-      <w:r>
-        <w:t xml:space="preserve"> — The space inside a rectangular prism. Formula: V = Bh = l × w × h.</w:t>
-      </w:r>
-    </w:p>
-    <w:p>
-      <w:pPr>
-        <w:keepNext/>
-        <w:spacing w:after="20" w:before="80"/>
-        <w:jc w:val="center"/>
-      </w:pPr>
-      <w:r>
-        <w:drawing>
-          <wp:inline distT="0" distB="0" distL="0" distR="0">
-            <wp:extent cx="1047750" cy="790575"/>
+            <wp:extent cx="1047750" cy="695325"/>
             <wp:effectExtent t="0" r="0" b="0" l="0"/>
             <wp:docPr id="1" name="" descr="" title=""/>
             <wp:cNvGraphicFramePr>
@@ -327,7 +264,7 @@
                   <pic:spPr bwMode="auto">
                     <a:xfrm>
                       <a:off x="0" y="0"/>
-                      <a:ext cx="1047750" cy="790575"/>
+                      <a:ext cx="1047750" cy="695325"/>
                     </a:xfrm>
                     <a:prstGeom prst="rect">
                       <a:avLst/>
@@ -350,10 +287,10 @@
           <w:b/>
           <w:bCs/>
         </w:rPr>
-        <w:t xml:space="preserve">Surface Area Using Nets (Área de superficie usando redes)</w:t>
-      </w:r>
-      <w:r>
-        <w:t xml:space="preserve"> — The total area of every face of a three-dimensional figure, found by adding the faces shown in its net. Formula: SA = the sum of the areas of all the faces.</w:t>
+        <w:t xml:space="preserve">Rectangular prism (Prisma rectangular)</w:t>
+      </w:r>
+      <w:r>
+        <w:t xml:space="preserve"> — A solid box shape with six flat rectangle sides.</w:t>
       </w:r>
     </w:p>
     <w:p>
@@ -413,10 +350,10 @@
           <w:b/>
           <w:bCs/>
         </w:rPr>
-        <w:t xml:space="preserve">Surface area (Área de superficie)</w:t>
-      </w:r>
-      <w:r>
-        <w:t xml:space="preserve"> — The total area of all the flat sides of a solid.</w:t>
+        <w:t xml:space="preserve">Cubic units (Unidades cúbicas)</w:t>
+      </w:r>
+      <w:r>
+        <w:t xml:space="preserve"> — The units used to measure space inside, like cubic inches.</w:t>
       </w:r>
     </w:p>
     <w:p>
@@ -428,7 +365,7 @@
       <w:r>
         <w:drawing>
           <wp:inline distT="0" distB="0" distL="0" distR="0">
-            <wp:extent cx="1047750" cy="695325"/>
+            <wp:extent cx="1047750" cy="790575"/>
             <wp:effectExtent t="0" r="0" b="0" l="0"/>
             <wp:docPr id="1" name="" descr="" title=""/>
             <wp:cNvGraphicFramePr>
@@ -453,7 +390,7 @@
                   <pic:spPr bwMode="auto">
                     <a:xfrm>
                       <a:off x="0" y="0"/>
-                      <a:ext cx="1047750" cy="695325"/>
+                      <a:ext cx="1047750" cy="790575"/>
                     </a:xfrm>
                     <a:prstGeom prst="rect">
                       <a:avLst/>
@@ -476,10 +413,10 @@
           <w:b/>
           <w:bCs/>
         </w:rPr>
-        <w:t xml:space="preserve">Rectangular prism (Prisma rectangular)</w:t>
-      </w:r>
-      <w:r>
-        <w:t xml:space="preserve"> — A solid box shape with six flat rectangle sides.</w:t>
+        <w:t xml:space="preserve">Length, width, height (Largo, ancho, altura)</w:t>
+      </w:r>
+      <w:r>
+        <w:t xml:space="preserve"> — How long, how wide, and how tall a box is.</w:t>
       </w:r>
     </w:p>
     <w:p>
@@ -547,6 +484,258 @@
     </w:p>
     <w:p>
       <w:pPr>
+        <w:keepNext/>
+        <w:spacing w:after="20" w:before="80"/>
+        <w:jc w:val="center"/>
+      </w:pPr>
+      <w:r>
+        <w:drawing>
+          <wp:inline distT="0" distB="0" distL="0" distR="0">
+            <wp:extent cx="1047750" cy="790575"/>
+            <wp:effectExtent t="0" r="0" b="0" l="0"/>
+            <wp:docPr id="1" name="" descr="" title=""/>
+            <wp:cNvGraphicFramePr>
+              <a:graphicFrameLocks xmlns:a="http://schemas.openxmlformats.org/drawingml/2006/main" noChangeAspect="1"/>
+            </wp:cNvGraphicFramePr>
+            <a:graphic xmlns:a="http://schemas.openxmlformats.org/drawingml/2006/main">
+              <a:graphicData uri="http://schemas.openxmlformats.org/drawingml/2006/picture">
+                <pic:pic xmlns:pic="http://schemas.openxmlformats.org/drawingml/2006/picture">
+                  <pic:nvPicPr>
+                    <pic:cNvPr id="0" name="" descr=""/>
+                    <pic:cNvPicPr>
+                      <a:picLocks noChangeAspect="1" noChangeArrowheads="1"/>
+                    </pic:cNvPicPr>
+                  </pic:nvPicPr>
+                  <pic:blipFill>
+                    <a:blip r:embed="rId13" cstate="none"/>
+                    <a:srcRect/>
+                    <a:stretch>
+                      <a:fillRect/>
+                    </a:stretch>
+                  </pic:blipFill>
+                  <pic:spPr bwMode="auto">
+                    <a:xfrm>
+                      <a:off x="0" y="0"/>
+                      <a:ext cx="1047750" cy="790575"/>
+                    </a:xfrm>
+                    <a:prstGeom prst="rect">
+                      <a:avLst/>
+                    </a:prstGeom>
+                  </pic:spPr>
+                </pic:pic>
+              </a:graphicData>
+            </a:graphic>
+          </wp:inline>
+        </w:drawing>
+      </w:r>
+    </w:p>
+    <w:p>
+      <w:pPr>
+        <w:keepNext/>
+        <w:spacing w:after="120"/>
+      </w:pPr>
+      <w:r>
+        <w:rPr>
+          <w:b/>
+          <w:bCs/>
+        </w:rPr>
+        <w:t xml:space="preserve">Edge (Arista)</w:t>
+      </w:r>
+      <w:r>
+        <w:t xml:space="preserve"> — The line where two flat sides of a solid meet.</w:t>
+      </w:r>
+    </w:p>
+    <w:p>
+      <w:pPr>
+        <w:keepNext/>
+        <w:spacing w:after="20" w:before="80"/>
+        <w:jc w:val="center"/>
+      </w:pPr>
+      <w:r>
+        <w:drawing>
+          <wp:inline distT="0" distB="0" distL="0" distR="0">
+            <wp:extent cx="1047750" cy="790575"/>
+            <wp:effectExtent t="0" r="0" b="0" l="0"/>
+            <wp:docPr id="1" name="" descr="" title=""/>
+            <wp:cNvGraphicFramePr>
+              <a:graphicFrameLocks xmlns:a="http://schemas.openxmlformats.org/drawingml/2006/main" noChangeAspect="1"/>
+            </wp:cNvGraphicFramePr>
+            <a:graphic xmlns:a="http://schemas.openxmlformats.org/drawingml/2006/main">
+              <a:graphicData uri="http://schemas.openxmlformats.org/drawingml/2006/picture">
+                <pic:pic xmlns:pic="http://schemas.openxmlformats.org/drawingml/2006/picture">
+                  <pic:nvPicPr>
+                    <pic:cNvPr id="0" name="" descr=""/>
+                    <pic:cNvPicPr>
+                      <a:picLocks noChangeAspect="1" noChangeArrowheads="1"/>
+                    </pic:cNvPicPr>
+                  </pic:nvPicPr>
+                  <pic:blipFill>
+                    <a:blip r:embed="rId14" cstate="none"/>
+                    <a:srcRect/>
+                    <a:stretch>
+                      <a:fillRect/>
+                    </a:stretch>
+                  </pic:blipFill>
+                  <pic:spPr bwMode="auto">
+                    <a:xfrm>
+                      <a:off x="0" y="0"/>
+                      <a:ext cx="1047750" cy="790575"/>
+                    </a:xfrm>
+                    <a:prstGeom prst="rect">
+                      <a:avLst/>
+                    </a:prstGeom>
+                  </pic:spPr>
+                </pic:pic>
+              </a:graphicData>
+            </a:graphic>
+          </wp:inline>
+        </w:drawing>
+      </w:r>
+    </w:p>
+    <w:p>
+      <w:pPr>
+        <w:keepNext/>
+        <w:spacing w:after="120"/>
+      </w:pPr>
+      <w:r>
+        <w:rPr>
+          <w:b/>
+          <w:bCs/>
+        </w:rPr>
+        <w:t xml:space="preserve">Surface Area Using Nets (Área de superficie usando redes)</w:t>
+      </w:r>
+      <w:r>
+        <w:t xml:space="preserve"> — The total area of all the faces of a solid. A net unfolds the solid flat so you can see every face and add their areas.</w:t>
+      </w:r>
+    </w:p>
+    <w:p>
+      <w:pPr>
+        <w:keepNext/>
+        <w:spacing w:after="20" w:before="80"/>
+        <w:jc w:val="center"/>
+      </w:pPr>
+      <w:r>
+        <w:drawing>
+          <wp:inline distT="0" distB="0" distL="0" distR="0">
+            <wp:extent cx="1047750" cy="790575"/>
+            <wp:effectExtent t="0" r="0" b="0" l="0"/>
+            <wp:docPr id="1" name="" descr="" title=""/>
+            <wp:cNvGraphicFramePr>
+              <a:graphicFrameLocks xmlns:a="http://schemas.openxmlformats.org/drawingml/2006/main" noChangeAspect="1"/>
+            </wp:cNvGraphicFramePr>
+            <a:graphic xmlns:a="http://schemas.openxmlformats.org/drawingml/2006/main">
+              <a:graphicData uri="http://schemas.openxmlformats.org/drawingml/2006/picture">
+                <pic:pic xmlns:pic="http://schemas.openxmlformats.org/drawingml/2006/picture">
+                  <pic:nvPicPr>
+                    <pic:cNvPr id="0" name="" descr=""/>
+                    <pic:cNvPicPr>
+                      <a:picLocks noChangeAspect="1" noChangeArrowheads="1"/>
+                    </pic:cNvPicPr>
+                  </pic:nvPicPr>
+                  <pic:blipFill>
+                    <a:blip r:embed="rId7" cstate="none"/>
+                    <a:srcRect/>
+                    <a:stretch>
+                      <a:fillRect/>
+                    </a:stretch>
+                  </pic:blipFill>
+                  <pic:spPr bwMode="auto">
+                    <a:xfrm>
+                      <a:off x="0" y="0"/>
+                      <a:ext cx="1047750" cy="790575"/>
+                    </a:xfrm>
+                    <a:prstGeom prst="rect">
+                      <a:avLst/>
+                    </a:prstGeom>
+                  </pic:spPr>
+                </pic:pic>
+              </a:graphicData>
+            </a:graphic>
+          </wp:inline>
+        </w:drawing>
+      </w:r>
+    </w:p>
+    <w:p>
+      <w:pPr>
+        <w:keepNext/>
+        <w:spacing w:after="120"/>
+      </w:pPr>
+      <w:r>
+        <w:rPr>
+          <w:b/>
+          <w:bCs/>
+        </w:rPr>
+        <w:t xml:space="preserve">Volume of Rectangular Prisms (Volumen de prismas rectangulares)</w:t>
+      </w:r>
+      <w:r>
+        <w:t xml:space="preserve"> — The space inside a rectangular prism. Formula: V = Bh = l × w × h.</w:t>
+      </w:r>
+    </w:p>
+    <w:p>
+      <w:pPr>
+        <w:keepNext/>
+        <w:spacing w:after="20" w:before="80"/>
+        <w:jc w:val="center"/>
+      </w:pPr>
+      <w:r>
+        <w:drawing>
+          <wp:inline distT="0" distB="0" distL="0" distR="0">
+            <wp:extent cx="1047750" cy="790575"/>
+            <wp:effectExtent t="0" r="0" b="0" l="0"/>
+            <wp:docPr id="1" name="" descr="" title=""/>
+            <wp:cNvGraphicFramePr>
+              <a:graphicFrameLocks xmlns:a="http://schemas.openxmlformats.org/drawingml/2006/main" noChangeAspect="1"/>
+            </wp:cNvGraphicFramePr>
+            <a:graphic xmlns:a="http://schemas.openxmlformats.org/drawingml/2006/main">
+              <a:graphicData uri="http://schemas.openxmlformats.org/drawingml/2006/picture">
+                <pic:pic xmlns:pic="http://schemas.openxmlformats.org/drawingml/2006/picture">
+                  <pic:nvPicPr>
+                    <pic:cNvPr id="0" name="" descr=""/>
+                    <pic:cNvPicPr>
+                      <a:picLocks noChangeAspect="1" noChangeArrowheads="1"/>
+                    </pic:cNvPicPr>
+                  </pic:nvPicPr>
+                  <pic:blipFill>
+                    <a:blip r:embed="rId15" cstate="none"/>
+                    <a:srcRect/>
+                    <a:stretch>
+                      <a:fillRect/>
+                    </a:stretch>
+                  </pic:blipFill>
+                  <pic:spPr bwMode="auto">
+                    <a:xfrm>
+                      <a:off x="0" y="0"/>
+                      <a:ext cx="1047750" cy="790575"/>
+                    </a:xfrm>
+                    <a:prstGeom prst="rect">
+                      <a:avLst/>
+                    </a:prstGeom>
+                  </pic:spPr>
+                </pic:pic>
+              </a:graphicData>
+            </a:graphic>
+          </wp:inline>
+        </w:drawing>
+      </w:r>
+    </w:p>
+    <w:p>
+      <w:pPr>
+        <w:keepNext/>
+        <w:spacing w:after="120"/>
+      </w:pPr>
+      <w:r>
+        <w:rPr>
+          <w:b/>
+          <w:bCs/>
+        </w:rPr>
+        <w:t xml:space="preserve">Surface area (Área de superficie)</w:t>
+      </w:r>
+      <w:r>
+        <w:t xml:space="preserve"> — The total area of all the flat sides of a solid.</w:t>
+      </w:r>
+    </w:p>
+    <w:p>
+      <w:pPr>
         <w:pStyle w:val="Heading2"/>
         <w:spacing w:after="120" w:before="240"/>
       </w:pPr>
@@ -579,7 +768,7 @@
           <w:b/>
           <w:bCs/>
         </w:rPr>
-        <w:t xml:space="preserve">1. (Lesson 10.1) What is the volume of a rectangular prism with l = 7 in, w = 3 in, h = 4 in?</w:t>
+        <w:t xml:space="preserve">1. (Lesson 5.5) What is the volume of a rectangular prism with l = 7 in, w = 3 in, h = 4 in?</w:t>
       </w:r>
     </w:p>
     <w:p>
@@ -634,7 +823,7 @@
           <w:b/>
           <w:bCs/>
         </w:rPr>
-        <w:t xml:space="preserve">2. (Lesson 10.1) A time capsule box has a volume of 120 cm³. Its length is 10 cm and width is 4 cm. What is its height?</w:t>
+        <w:t xml:space="preserve">2. (Lesson 5.5) A time capsule box has a volume of 120 cm³. Its length is 10 cm and width is 4 cm. What is its height?</w:t>
       </w:r>
     </w:p>
     <w:p>
@@ -689,7 +878,7 @@
           <w:b/>
           <w:bCs/>
         </w:rPr>
-        <w:t xml:space="preserve">3. (Lesson 10.1) Two storage bins: Bin A is 8 × 6 × 5 inches. Bin B is 9 × 4 × 7 inches. Which holds more and by how much?</w:t>
+        <w:t xml:space="preserve">3. (Lesson 5.5) Two storage bins: Bin A is 8 × 6 × 5 inches. Bin B is 9 × 4 × 7 inches. Which holds more and by how much?</w:t>
       </w:r>
     </w:p>
     <w:p>
@@ -744,7 +933,7 @@
           <w:b/>
           <w:bCs/>
         </w:rPr>
-        <w:t xml:space="preserve">4. (Lesson 10.1) Added the Last Edge</w:t>
+        <w:t xml:space="preserve">4. (Lesson 5.5) Added the Last Edge</w:t>
       </w:r>
     </w:p>
     <w:p>
@@ -833,39 +1022,39 @@
           <w:b/>
           <w:bCs/>
         </w:rPr>
-        <w:t xml:space="preserve">5. (Lesson 10.2) Two boxes: Box A is 10 × 5 × 4 inches. Box B is 8 × 6 × 5 inches. Which has more volume and by how much?</w:t>
-      </w:r>
-    </w:p>
-    <w:p>
-      <w:pPr>
-        <w:spacing w:after="40" w:before="0"/>
-      </w:pPr>
-      <w:r>
-        <w:t xml:space="preserve">     A. Box B by 40 in³</w:t>
-      </w:r>
-    </w:p>
-    <w:p>
-      <w:pPr>
-        <w:spacing w:after="40" w:before="0"/>
-      </w:pPr>
-      <w:r>
-        <w:t xml:space="preserve">     B. Box A by 40 in³</w:t>
-      </w:r>
-    </w:p>
-    <w:p>
-      <w:pPr>
-        <w:spacing w:after="40" w:before="0"/>
-      </w:pPr>
-      <w:r>
-        <w:t xml:space="preserve">     C. Box B by 60 in³</w:t>
-      </w:r>
-    </w:p>
-    <w:p>
-      <w:pPr>
-        <w:spacing w:after="40" w:before="0"/>
-      </w:pPr>
-      <w:r>
-        <w:t xml:space="preserve">     D. They're equal</w:t>
+        <w:t xml:space="preserve">5. (Lesson 5.6) A cube has edges of 5 cm. What is its surface area?</w:t>
+      </w:r>
+    </w:p>
+    <w:p>
+      <w:pPr>
+        <w:spacing w:after="40" w:before="0"/>
+      </w:pPr>
+      <w:r>
+        <w:t xml:space="preserve">     A. 150 cm²</w:t>
+      </w:r>
+    </w:p>
+    <w:p>
+      <w:pPr>
+        <w:spacing w:after="40" w:before="0"/>
+      </w:pPr>
+      <w:r>
+        <w:t xml:space="preserve">     B. 125 cm²</w:t>
+      </w:r>
+    </w:p>
+    <w:p>
+      <w:pPr>
+        <w:spacing w:after="40" w:before="0"/>
+      </w:pPr>
+      <w:r>
+        <w:t xml:space="preserve">     C. 150 cm³</w:t>
+      </w:r>
+    </w:p>
+    <w:p>
+      <w:pPr>
+        <w:spacing w:after="40" w:before="0"/>
+      </w:pPr>
+      <w:r>
+        <w:t xml:space="preserve">     D. 30 cm²</w:t>
       </w:r>
     </w:p>
     <w:p>
@@ -888,39 +1077,39 @@
           <w:b/>
           <w:bCs/>
         </w:rPr>
-        <w:t xml:space="preserve">6. (Lesson 10.2) Spot the Common Mistake</w:t>
-      </w:r>
-    </w:p>
-    <w:p>
-      <w:pPr>
-        <w:spacing w:after="40" w:before="0"/>
-      </w:pPr>
-      <w:r>
-        <w:t xml:space="preserve">   Step 1 (Dimensions): A box is 6 in long, 4 in wide, and 1/2 in tall.</w:t>
-      </w:r>
-    </w:p>
-    <w:p>
-      <w:pPr>
-        <w:spacing w:after="40" w:before="0"/>
-      </w:pPr>
-      <w:r>
-        <w:t xml:space="preserve">   Step 2 (Formula): V = length × width × height</w:t>
-      </w:r>
-    </w:p>
-    <w:p>
-      <w:pPr>
-        <w:spacing w:after="40" w:before="0"/>
-      </w:pPr>
-      <w:r>
-        <w:t xml:space="preserve">   Step 3 (Calculate): V = 6 × 4 × 1/2, and the student dropped the 1/2: V = 6 × 4 = 24 cubic in</w:t>
-      </w:r>
-    </w:p>
-    <w:p>
-      <w:pPr>
-        <w:spacing w:after="40" w:before="0"/>
-      </w:pPr>
-      <w:r>
-        <w:t xml:space="preserve">   Step 4 (Answer): Volume = 24 cubic in</w:t>
+        <w:t xml:space="preserve">6. (Lesson 5.6) Spot the Mistake — One Pair Was Not Doubled</w:t>
+      </w:r>
+    </w:p>
+    <w:p>
+      <w:pPr>
+        <w:spacing w:after="40" w:before="0"/>
+      </w:pPr>
+      <w:r>
+        <w:t xml:space="preserve">   Step 1 (Read): A time capsule box from the net is l = 7 in, w = 5 in, h = 4 in. Find the surface area.</w:t>
+      </w:r>
+    </w:p>
+    <w:p>
+      <w:pPr>
+        <w:spacing w:after="40" w:before="0"/>
+      </w:pPr>
+      <w:r>
+        <w:t xml:space="preserve">   Step 2 (Find each face pair): Top/Bottom: 7×5 = 35, Front/Back: 7×4 = 28, Left/Right: 5×4 = 20</w:t>
+      </w:r>
+    </w:p>
+    <w:p>
+      <w:pPr>
+        <w:spacing w:after="40" w:before="0"/>
+      </w:pPr>
+      <w:r>
+        <w:t xml:space="preserve">   Step 3 (Apply the formula): SA = 2(35) + 2(28) + 20 = 70 + 56 + 20 = 146 in² (left/right pair not doubled)</w:t>
+      </w:r>
+    </w:p>
+    <w:p>
+      <w:pPr>
+        <w:spacing w:after="40" w:before="0"/>
+      </w:pPr>
+      <w:r>
+        <w:t xml:space="preserve">   Step 4 (Answer): Surface Area = 146 in²</w:t>
       </w:r>
     </w:p>
     <w:p>
@@ -977,39 +1166,39 @@
           <w:b/>
           <w:bCs/>
         </w:rPr>
-        <w:t xml:space="preserve">7. (Lesson 10.3) A cube has edges of 5 cm. What is its surface area?</w:t>
-      </w:r>
-    </w:p>
-    <w:p>
-      <w:pPr>
-        <w:spacing w:after="40" w:before="0"/>
-      </w:pPr>
-      <w:r>
-        <w:t xml:space="preserve">     A. 150 cm²</w:t>
-      </w:r>
-    </w:p>
-    <w:p>
-      <w:pPr>
-        <w:spacing w:after="40" w:before="0"/>
-      </w:pPr>
-      <w:r>
-        <w:t xml:space="preserve">     B. 125 cm²</w:t>
-      </w:r>
-    </w:p>
-    <w:p>
-      <w:pPr>
-        <w:spacing w:after="40" w:before="0"/>
-      </w:pPr>
-      <w:r>
-        <w:t xml:space="preserve">     C. 150 cm³</w:t>
-      </w:r>
-    </w:p>
-    <w:p>
-      <w:pPr>
-        <w:spacing w:after="40" w:before="0"/>
-      </w:pPr>
-      <w:r>
-        <w:t xml:space="preserve">     D. 30 cm²</w:t>
+        <w:t xml:space="preserve">7. (Lesson 5.10) Two boxes: Box A is 10 × 5 × 4 inches. Box B is 8 × 6 × 5 inches. Which has more volume and by how much?</w:t>
+      </w:r>
+    </w:p>
+    <w:p>
+      <w:pPr>
+        <w:spacing w:after="40" w:before="0"/>
+      </w:pPr>
+      <w:r>
+        <w:t xml:space="preserve">     A. Box B by 40 in³</w:t>
+      </w:r>
+    </w:p>
+    <w:p>
+      <w:pPr>
+        <w:spacing w:after="40" w:before="0"/>
+      </w:pPr>
+      <w:r>
+        <w:t xml:space="preserve">     B. Box A by 40 in³</w:t>
+      </w:r>
+    </w:p>
+    <w:p>
+      <w:pPr>
+        <w:spacing w:after="40" w:before="0"/>
+      </w:pPr>
+      <w:r>
+        <w:t xml:space="preserve">     C. Box B by 60 in³</w:t>
+      </w:r>
+    </w:p>
+    <w:p>
+      <w:pPr>
+        <w:spacing w:after="40" w:before="0"/>
+      </w:pPr>
+      <w:r>
+        <w:t xml:space="preserve">     D. They're equal</w:t>
       </w:r>
     </w:p>
     <w:p>
@@ -1032,39 +1221,39 @@
           <w:b/>
           <w:bCs/>
         </w:rPr>
-        <w:t xml:space="preserve">8. (Lesson 10.3) Spot the Mistake — One Pair Was Not Doubled</w:t>
-      </w:r>
-    </w:p>
-    <w:p>
-      <w:pPr>
-        <w:spacing w:after="40" w:before="0"/>
-      </w:pPr>
-      <w:r>
-        <w:t xml:space="preserve">   Step 1 (Read): A time capsule box from the net is l = 7 in, w = 5 in, h = 4 in. Find the surface area.</w:t>
-      </w:r>
-    </w:p>
-    <w:p>
-      <w:pPr>
-        <w:spacing w:after="40" w:before="0"/>
-      </w:pPr>
-      <w:r>
-        <w:t xml:space="preserve">   Step 2 (Find each face pair): Top/Bottom: 7×5 = 35, Front/Back: 7×4 = 28, Left/Right: 5×4 = 20</w:t>
-      </w:r>
-    </w:p>
-    <w:p>
-      <w:pPr>
-        <w:spacing w:after="40" w:before="0"/>
-      </w:pPr>
-      <w:r>
-        <w:t xml:space="preserve">   Step 3 (Apply the formula): SA = 2(35) + 2(28) + 20 = 70 + 56 + 20 = 146 in² (left/right pair not doubled)</w:t>
-      </w:r>
-    </w:p>
-    <w:p>
-      <w:pPr>
-        <w:spacing w:after="40" w:before="0"/>
-      </w:pPr>
-      <w:r>
-        <w:t xml:space="preserve">   Step 4 (Answer): Surface Area = 146 in²</w:t>
+        <w:t xml:space="preserve">8. (Lesson 5.10) Spot the Common Mistake</w:t>
+      </w:r>
+    </w:p>
+    <w:p>
+      <w:pPr>
+        <w:spacing w:after="40" w:before="0"/>
+      </w:pPr>
+      <w:r>
+        <w:t xml:space="preserve">   Step 1 (Dimensions): A box is 6 in long, 4 in wide, and 1/2 in tall.</w:t>
+      </w:r>
+    </w:p>
+    <w:p>
+      <w:pPr>
+        <w:spacing w:after="40" w:before="0"/>
+      </w:pPr>
+      <w:r>
+        <w:t xml:space="preserve">   Step 2 (Formula): V = length × width × height</w:t>
+      </w:r>
+    </w:p>
+    <w:p>
+      <w:pPr>
+        <w:spacing w:after="40" w:before="0"/>
+      </w:pPr>
+      <w:r>
+        <w:t xml:space="preserve">   Step 3 (Calculate): V = 6 × 4 × 1/2, and the student dropped the 1/2: V = 6 × 4 = 24 cubic in</w:t>
+      </w:r>
+    </w:p>
+    <w:p>
+      <w:pPr>
+        <w:spacing w:after="40" w:before="0"/>
+      </w:pPr>
+      <w:r>
+        <w:t xml:space="preserve">   Step 4 (Answer): Volume = 24 cubic in</w:t>
       </w:r>
     </w:p>
     <w:p>
@@ -1121,7 +1310,7 @@
           <w:b/>
           <w:bCs/>
         </w:rPr>
-        <w:t xml:space="preserve">9. (Lesson 10.1) A time capsule box is 5 units long, 3 units wide, and 2 units tall. How many unit cubes fill it?</w:t>
+        <w:t xml:space="preserve">9. (Lesson 5.5) A time capsule box is 5 units long, 3 units wide, and 2 units tall. How many unit cubes fill it?</w:t>
       </w:r>
     </w:p>
     <w:p>
@@ -1176,39 +1365,39 @@
           <w:b/>
           <w:bCs/>
         </w:rPr>
-        <w:t xml:space="preserve">10. (Lesson 10.2) A time-capsule box measures 6 in long, 4 in wide, and 3 in tall. What is its volume?</w:t>
-      </w:r>
-    </w:p>
-    <w:p>
-      <w:pPr>
-        <w:spacing w:after="40" w:before="0"/>
-      </w:pPr>
-      <w:r>
-        <w:t xml:space="preserve">     A. 72 cubic in</w:t>
-      </w:r>
-    </w:p>
-    <w:p>
-      <w:pPr>
-        <w:spacing w:after="40" w:before="0"/>
-      </w:pPr>
-      <w:r>
-        <w:t xml:space="preserve">     B. 13 cubic in</w:t>
-      </w:r>
-    </w:p>
-    <w:p>
-      <w:pPr>
-        <w:spacing w:after="40" w:before="0"/>
-      </w:pPr>
-      <w:r>
-        <w:t xml:space="preserve">     C. 24 cubic in</w:t>
-      </w:r>
-    </w:p>
-    <w:p>
-      <w:pPr>
-        <w:spacing w:after="40" w:before="0"/>
-      </w:pPr>
-      <w:r>
-        <w:t xml:space="preserve">     D. 72 square in</w:t>
+        <w:t xml:space="preserve">10. (Lesson 5.6) You unfold a time capsule that is a cube. Its net shows 6 equal squares, and each square has an area of 4 cm². What is the cube's total surface area?</w:t>
+      </w:r>
+    </w:p>
+    <w:p>
+      <w:pPr>
+        <w:spacing w:after="40" w:before="0"/>
+      </w:pPr>
+      <w:r>
+        <w:t xml:space="preserve">     A. 24 cm²</w:t>
+      </w:r>
+    </w:p>
+    <w:p>
+      <w:pPr>
+        <w:spacing w:after="40" w:before="0"/>
+      </w:pPr>
+      <w:r>
+        <w:t xml:space="preserve">     B. 10 cm²</w:t>
+      </w:r>
+    </w:p>
+    <w:p>
+      <w:pPr>
+        <w:spacing w:after="40" w:before="0"/>
+      </w:pPr>
+      <w:r>
+        <w:t xml:space="preserve">     C. 16 cm²</w:t>
+      </w:r>
+    </w:p>
+    <w:p>
+      <w:pPr>
+        <w:spacing w:after="40" w:before="0"/>
+      </w:pPr>
+      <w:r>
+        <w:t xml:space="preserve">     D. 12 cm²</w:t>
       </w:r>
     </w:p>
     <w:p>
@@ -1269,7 +1458,7 @@
           <w:i/>
           <w:iCs/>
         </w:rPr>
-        <w:t xml:space="preserve">     Watch for: A common mistake in Surface Area Using Nets is finding the area of only one face from each of the 3 matching pairs and forgetting to double it, instead of counting all 6 faces. For a box that is 9 in × 4 in × 5 in, a student might add just one face from each pair: (9×4) + (9×5) + (4×5) = 36 + 45 + 20 = 101 in², but the net actually has two of each face, so the correct total is 2(36) + 2(45) + 2(20) = 72 + 90 + 40 = 202 in² — exactly double. Before you submit, ask: 'Did I count both matching faces in each pair, or only one from each pair?'</w:t>
+        <w:t xml:space="preserve">     Watch for: A common mistake in Volume of Rectangular Prisms is rounding a fractional edge length to the nearest whole number before multiplying, instead of using the exact fraction or decimal. For a box that is 2 ft × 1.5 ft × 1 ft, a student might round 1.5 down to 1 and compute 2 × 1 × 1 = 2 ft³, but the correct volume uses the exact edge length: 2 × 1.5 × 1 = 3 ft³ — a full cubic foot larger. Before you submit, ask: 'Did I multiply using the exact fractional or decimal edge length, or did I round it off first?'</w:t>
       </w:r>
     </w:p>
     <w:p>
@@ -1301,7 +1490,7 @@
           <w:i/>
           <w:iCs/>
         </w:rPr>
-        <w:t xml:space="preserve">     Watch for: A common mistake in Surface Area Using Nets is finding the area of only one face from each of the 3 matching pairs and forgetting to double it, instead of counting all 6 faces. For a box that is 9 in × 4 in × 5 in, a student might add just one face from each pair: (9×4) + (9×5) + (4×5) = 36 + 45 + 20 = 101 in², but the net actually has two of each face, so the correct total is 2(36) + 2(45) + 2(20) = 72 + 90 + 40 = 202 in² — exactly double. Before you submit, ask: 'Did I count both matching faces in each pair, or only one from each pair?'</w:t>
+        <w:t xml:space="preserve">     Watch for: A common mistake in Volume of Rectangular Prisms is rounding a fractional edge length to the nearest whole number before multiplying, instead of using the exact fraction or decimal. For a box that is 2 ft × 1.5 ft × 1 ft, a student might round 1.5 down to 1 and compute 2 × 1 × 1 = 2 ft³, but the correct volume uses the exact edge length: 2 × 1.5 × 1 = 3 ft³ — a full cubic foot larger. Before you submit, ask: 'Did I multiply using the exact fractional or decimal edge length, or did I round it off first?'</w:t>
       </w:r>
     </w:p>
     <w:p>
@@ -1333,19 +1522,19 @@
           <w:i/>
           <w:iCs/>
         </w:rPr>
-        <w:t xml:space="preserve">     Watch for: A common mistake in Surface Area Using Nets is finding the area of only one face from each of the 3 matching pairs and forgetting to double it, instead of counting all 6 faces. For a box that is 9 in × 4 in × 5 in, a student might add just one face from each pair: (9×4) + (9×5) + (4×5) = 36 + 45 + 20 = 101 in², but the net actually has two of each face, so the correct total is 2(36) + 2(45) + 2(20) = 72 + 90 + 40 = 202 in² — exactly double. Before you submit, ask: 'Did I count both matching faces in each pair, or only one from each pair?'</w:t>
-      </w:r>
-    </w:p>
-    <w:p>
-      <w:pPr>
-        <w:spacing w:after="40" w:before="0"/>
-      </w:pPr>
-      <w:r>
-        <w:rPr>
-          <w:b/>
-          <w:bCs/>
-        </w:rPr>
-        <w:t xml:space="preserve">4. (Lesson 10.1) Added the Last Edge</w:t>
+        <w:t xml:space="preserve">     Watch for: A common mistake in Volume of Rectangular Prisms is rounding a fractional edge length to the nearest whole number before multiplying, instead of using the exact fraction or decimal. For a box that is 2 ft × 1.5 ft × 1 ft, a student might round 1.5 down to 1 and compute 2 × 1 × 1 = 2 ft³, but the correct volume uses the exact edge length: 2 × 1.5 × 1 = 3 ft³ — a full cubic foot larger. Before you submit, ask: 'Did I multiply using the exact fractional or decimal edge length, or did I round it off first?'</w:t>
+      </w:r>
+    </w:p>
+    <w:p>
+      <w:pPr>
+        <w:spacing w:after="40" w:before="0"/>
+      </w:pPr>
+      <w:r>
+        <w:rPr>
+          <w:b/>
+          <w:bCs/>
+        </w:rPr>
+        <w:t xml:space="preserve">4. (Lesson 5.5) Added the Last Edge</w:t>
       </w:r>
     </w:p>
     <w:p>
@@ -1381,7 +1570,7 @@
           <w:b/>
           <w:bCs/>
         </w:rPr>
-        <w:t xml:space="preserve">5. A. Box B by 40 in³</w:t>
+        <w:t xml:space="preserve">5. A. 150 cm²</w:t>
       </w:r>
     </w:p>
     <w:p>
@@ -1389,7 +1578,7 @@
         <w:spacing w:after="20" w:before="0"/>
       </w:pPr>
       <w:r>
-        <w:t xml:space="preserve">     Box A: 10 × 5 × 4 = 200 in³. Box B: 8 × 6 × 5 = 240 in³. Box B is bigger by 40 in³.</w:t>
+        <w:t xml:space="preserve">     A cube has 6 identical faces. Each face: 5 × 5 = 25 cm². Total SA = 6 × 25 = 150 cm².</w:t>
       </w:r>
     </w:p>
     <w:p>
@@ -1401,19 +1590,19 @@
           <w:i/>
           <w:iCs/>
         </w:rPr>
-        <w:t xml:space="preserve">     Watch for: A common mistake in Surface Area Using Nets is finding the area of only one face from each of the 3 matching pairs and forgetting to double it, instead of counting all 6 faces. For a box that is 9 in × 4 in × 5 in, a student might add just one face from each pair: (9×4) + (9×5) + (4×5) = 36 + 45 + 20 = 101 in², but the net actually has two of each face, so the correct total is 2(36) + 2(45) + 2(20) = 72 + 90 + 40 = 202 in² — exactly double. Before you submit, ask: 'Did I count both matching faces in each pair, or only one from each pair?'</w:t>
-      </w:r>
-    </w:p>
-    <w:p>
-      <w:pPr>
-        <w:spacing w:after="40" w:before="0"/>
-      </w:pPr>
-      <w:r>
-        <w:rPr>
-          <w:b/>
-          <w:bCs/>
-        </w:rPr>
-        <w:t xml:space="preserve">6. (Lesson 10.2) Spot the Common Mistake</w:t>
+        <w:t xml:space="preserve">     Watch for: A common mistake in Volume of Rectangular Prisms is rounding a fractional edge length to the nearest whole number before multiplying, instead of using the exact fraction or decimal. For a box that is 2 ft × 1.5 ft × 1 ft, a student might round 1.5 down to 1 and compute 2 × 1 × 1 = 2 ft³, but the correct volume uses the exact edge length: 2 × 1.5 × 1 = 3 ft³ — a full cubic foot larger. Before you submit, ask: 'Did I multiply using the exact fractional or decimal edge length, or did I round it off first?'</w:t>
+      </w:r>
+    </w:p>
+    <w:p>
+      <w:pPr>
+        <w:spacing w:after="40" w:before="0"/>
+      </w:pPr>
+      <w:r>
+        <w:rPr>
+          <w:b/>
+          <w:bCs/>
+        </w:rPr>
+        <w:t xml:space="preserve">6. (Lesson 5.6) Spot the Mistake — One Pair Was Not Doubled</w:t>
       </w:r>
     </w:p>
     <w:p>
@@ -1429,7 +1618,7 @@
         <w:spacing w:after="20" w:before="0"/>
       </w:pPr>
       <w:r>
-        <w:t xml:space="preserve">     Correct work: The student ignored the fractional edge of 1/2 in. A fractional edge still counts: V = 6 × 4 × 1/2 = 24 × 1/2 = 12 cubic in.</w:t>
+        <w:t xml:space="preserve">     Correct work: The student doubled the first two pairs but forgot to double the left/right pair. There are two 20 in² faces, so it should be 2(20) = 40, not 20. Correct: SA = 70 + 56 + 40 = 166 in².</w:t>
       </w:r>
     </w:p>
     <w:p>
@@ -1437,19 +1626,19 @@
         <w:spacing w:after="80" w:before="0"/>
       </w:pPr>
       <w:r>
-        <w:t xml:space="preserve">     Watch for: The Calculate step threw away the 1/2 in height, but a fractional edge is still an edge. Multiply all three: V = 6 × 4 × 1/2 = 24 × 1/2 = 12 cubic in. A half-inch height makes the volume half of 24, not equal to it.</w:t>
-      </w:r>
-    </w:p>
-    <w:p>
-      <w:pPr>
-        <w:spacing w:after="40" w:before="0"/>
-      </w:pPr>
-      <w:r>
-        <w:rPr>
-          <w:b/>
-          <w:bCs/>
-        </w:rPr>
-        <w:t xml:space="preserve">7. A. 150 cm²</w:t>
+        <w:t xml:space="preserve">     Watch for: The three face areas are right, but the formula line doubles only the first two pairs. The left and right faces are each 5 × 4 = 20 in², so that pair contributes 2(20) = 40 in², not 20 in². The correct total is SA = 70 + 56 + 40 = 166 in².</w:t>
+      </w:r>
+    </w:p>
+    <w:p>
+      <w:pPr>
+        <w:spacing w:after="40" w:before="0"/>
+      </w:pPr>
+      <w:r>
+        <w:rPr>
+          <w:b/>
+          <w:bCs/>
+        </w:rPr>
+        <w:t xml:space="preserve">7. A. Box B by 40 in³</w:t>
       </w:r>
     </w:p>
     <w:p>
@@ -1457,7 +1646,7 @@
         <w:spacing w:after="20" w:before="0"/>
       </w:pPr>
       <w:r>
-        <w:t xml:space="preserve">     A cube has 6 identical faces. Each face: 5 × 5 = 25 cm². Total SA = 6 × 25 = 150 cm².</w:t>
+        <w:t xml:space="preserve">     Box A: 10 × 5 × 4 = 200 in³. Box B: 8 × 6 × 5 = 240 in³. Box B is bigger by 40 in³.</w:t>
       </w:r>
     </w:p>
     <w:p>
@@ -1469,19 +1658,19 @@
           <w:i/>
           <w:iCs/>
         </w:rPr>
-        <w:t xml:space="preserve">     Watch for: A common mistake in Surface Area Using Nets is finding the area of only one face from each of the 3 matching pairs and forgetting to double it, instead of counting all 6 faces. For a box that is 9 in × 4 in × 5 in, a student might add just one face from each pair: (9×4) + (9×5) + (4×5) = 36 + 45 + 20 = 101 in², but the net actually has two of each face, so the correct total is 2(36) + 2(45) + 2(20) = 72 + 90 + 40 = 202 in² — exactly double. Before you submit, ask: 'Did I count both matching faces in each pair, or only one from each pair?'</w:t>
-      </w:r>
-    </w:p>
-    <w:p>
-      <w:pPr>
-        <w:spacing w:after="40" w:before="0"/>
-      </w:pPr>
-      <w:r>
-        <w:rPr>
-          <w:b/>
-          <w:bCs/>
-        </w:rPr>
-        <w:t xml:space="preserve">8. (Lesson 10.3) Spot the Mistake — One Pair Was Not Doubled</w:t>
+        <w:t xml:space="preserve">     Watch for: A common mistake in Volume of Rectangular Prisms is rounding a fractional edge length to the nearest whole number before multiplying, instead of using the exact fraction or decimal. For a box that is 2 ft × 1.5 ft × 1 ft, a student might round 1.5 down to 1 and compute 2 × 1 × 1 = 2 ft³, but the correct volume uses the exact edge length: 2 × 1.5 × 1 = 3 ft³ — a full cubic foot larger. Before you submit, ask: 'Did I multiply using the exact fractional or decimal edge length, or did I round it off first?'</w:t>
+      </w:r>
+    </w:p>
+    <w:p>
+      <w:pPr>
+        <w:spacing w:after="40" w:before="0"/>
+      </w:pPr>
+      <w:r>
+        <w:rPr>
+          <w:b/>
+          <w:bCs/>
+        </w:rPr>
+        <w:t xml:space="preserve">8. (Lesson 5.10) Spot the Common Mistake</w:t>
       </w:r>
     </w:p>
     <w:p>
@@ -1497,7 +1686,7 @@
         <w:spacing w:after="20" w:before="0"/>
       </w:pPr>
       <w:r>
-        <w:t xml:space="preserve">     Correct work: The student doubled the first two pairs but forgot to double the left/right pair. There are two 20 in² faces, so it should be 2(20) = 40, not 20. Correct: SA = 70 + 56 + 40 = 166 in².</w:t>
+        <w:t xml:space="preserve">     Correct work: The student ignored the fractional edge of 1/2 in. A fractional edge still counts: V = 6 × 4 × 1/2 = 24 × 1/2 = 12 cubic in.</w:t>
       </w:r>
     </w:p>
     <w:p>
@@ -1505,7 +1694,7 @@
         <w:spacing w:after="80" w:before="0"/>
       </w:pPr>
       <w:r>
-        <w:t xml:space="preserve">     Watch for: The three face areas are right, but the formula line doubles only the first two pairs. The left and right faces are each 5 × 4 = 20 in², so that pair contributes 2(20) = 40 in², not 20 in². The correct total is SA = 70 + 56 + 40 = 166 in².</w:t>
+        <w:t xml:space="preserve">     Watch for: The Calculate step threw away the 1/2 in height, but a fractional edge is still an edge. Multiply all three: V = 6 × 4 × 1/2 = 24 × 1/2 = 12 cubic in. A half-inch height makes the volume half of 24, not equal to it.</w:t>
       </w:r>
     </w:p>
     <w:p>
@@ -1537,19 +1726,19 @@
           <w:i/>
           <w:iCs/>
         </w:rPr>
-        <w:t xml:space="preserve">     Watch for: A common mistake in Surface Area Using Nets is finding the area of only one face from each of the 3 matching pairs and forgetting to double it, instead of counting all 6 faces. For a box that is 9 in × 4 in × 5 in, a student might add just one face from each pair: (9×4) + (9×5) + (4×5) = 36 + 45 + 20 = 101 in², but the net actually has two of each face, so the correct total is 2(36) + 2(45) + 2(20) = 72 + 90 + 40 = 202 in² — exactly double. Before you submit, ask: 'Did I count both matching faces in each pair, or only one from each pair?'</w:t>
-      </w:r>
-    </w:p>
-    <w:p>
-      <w:pPr>
-        <w:spacing w:after="40" w:before="0"/>
-      </w:pPr>
-      <w:r>
-        <w:rPr>
-          <w:b/>
-          <w:bCs/>
-        </w:rPr>
-        <w:t xml:space="preserve">10. A. 72 cubic in</w:t>
+        <w:t xml:space="preserve">     Watch for: A common mistake in Volume of Rectangular Prisms is rounding a fractional edge length to the nearest whole number before multiplying, instead of using the exact fraction or decimal. For a box that is 2 ft × 1.5 ft × 1 ft, a student might round 1.5 down to 1 and compute 2 × 1 × 1 = 2 ft³, but the correct volume uses the exact edge length: 2 × 1.5 × 1 = 3 ft³ — a full cubic foot larger. Before you submit, ask: 'Did I multiply using the exact fractional or decimal edge length, or did I round it off first?'</w:t>
+      </w:r>
+    </w:p>
+    <w:p>
+      <w:pPr>
+        <w:spacing w:after="40" w:before="0"/>
+      </w:pPr>
+      <w:r>
+        <w:rPr>
+          <w:b/>
+          <w:bCs/>
+        </w:rPr>
+        <w:t xml:space="preserve">10. A. 24 cm²</w:t>
       </w:r>
     </w:p>
     <w:p>
@@ -1557,7 +1746,7 @@
         <w:spacing w:after="20" w:before="0"/>
       </w:pPr>
       <w:r>
-        <w:t xml:space="preserve">     V = length × width × height = 6 × 4 × 3 = 72 cubic in. Volume uses cubic units.</w:t>
+        <w:t xml:space="preserve">     A cube net has 6 equal square faces. With each face 4 cm², the surface area is 6 × 4 = 24 cm².</w:t>
       </w:r>
     </w:p>
     <w:p>
@@ -1569,7 +1758,7 @@
           <w:i/>
           <w:iCs/>
         </w:rPr>
-        <w:t xml:space="preserve">     Watch for: A common mistake in Surface Area Using Nets is finding the area of only one face from each of the 3 matching pairs and forgetting to double it, instead of counting all 6 faces. For a box that is 9 in × 4 in × 5 in, a student might add just one face from each pair: (9×4) + (9×5) + (4×5) = 36 + 45 + 20 = 101 in², but the net actually has two of each face, so the correct total is 2(36) + 2(45) + 2(20) = 72 + 90 + 40 = 202 in² — exactly double. Before you submit, ask: 'Did I count both matching faces in each pair, or only one from each pair?'</w:t>
+        <w:t xml:space="preserve">     Watch for: A common mistake in Volume of Rectangular Prisms is rounding a fractional edge length to the nearest whole number before multiplying, instead of using the exact fraction or decimal. For a box that is 2 ft × 1.5 ft × 1 ft, a student might round 1.5 down to 1 and compute 2 × 1 × 1 = 2 ft³, but the correct volume uses the exact edge length: 2 × 1.5 × 1 = 3 ft³ — a full cubic foot larger. Before you submit, ask: 'Did I multiply using the exact fractional or decimal edge length, or did I round it off first?'</w:t>
       </w:r>
     </w:p>
     <w:sectPr>
